--- a/static/src/docx/dca_simplified_template.docx
+++ b/static/src/docx/dca_simplified_template.docx
@@ -35,6 +35,60 @@
             <w:pPr>
               <w:pStyle w:val="Consultant"/>
             </w:pPr>
+            <w:r>
+              <w:rPr>
+                <w:noProof/>
+                <w:lang w:val="fr-FR"/>
+              </w:rPr>
+              <w:drawing>
+                <wp:inline distT="0" distB="0" distL="0" distR="0" wp14:anchorId="3A6F5444" wp14:editId="0896538D">
+                  <wp:extent cx="857250" cy="919439"/>
+                  <wp:effectExtent l="0" t="0" r="0" b="0"/>
+                  <wp:docPr id="1" name="Picture 1" descr="C:\Users\rabat\Downloads\achmitech_logo.jpg"/>
+                  <wp:cNvGraphicFramePr>
+                    <a:graphicFrameLocks xmlns:a="http://schemas.openxmlformats.org/drawingml/2006/main" noChangeAspect="1"/>
+                  </wp:cNvGraphicFramePr>
+                  <a:graphic xmlns:a="http://schemas.openxmlformats.org/drawingml/2006/main">
+                    <a:graphicData uri="http://schemas.openxmlformats.org/drawingml/2006/picture">
+                      <pic:pic xmlns:pic="http://schemas.openxmlformats.org/drawingml/2006/picture">
+                        <pic:nvPicPr>
+                          <pic:cNvPr id="0" name="Picture 5" descr="C:\Users\rabat\Downloads\achmitech_logo.jpg"/>
+                          <pic:cNvPicPr>
+                            <a:picLocks noChangeAspect="1" noChangeArrowheads="1"/>
+                          </pic:cNvPicPr>
+                        </pic:nvPicPr>
+                        <pic:blipFill>
+                          <a:blip r:embed="rId11">
+                            <a:extLst>
+                              <a:ext uri="{28A0092B-C50C-407E-A947-70E740481C1C}">
+                                <a14:useLocalDpi xmlns:a14="http://schemas.microsoft.com/office/drawing/2010/main" val="0"/>
+                              </a:ext>
+                            </a:extLst>
+                          </a:blip>
+                          <a:srcRect/>
+                          <a:stretch>
+                            <a:fillRect/>
+                          </a:stretch>
+                        </pic:blipFill>
+                        <pic:spPr bwMode="auto">
+                          <a:xfrm>
+                            <a:off x="0" y="0"/>
+                            <a:ext cx="890379" cy="954971"/>
+                          </a:xfrm>
+                          <a:prstGeom prst="rect">
+                            <a:avLst/>
+                          </a:prstGeom>
+                          <a:noFill/>
+                          <a:ln>
+                            <a:noFill/>
+                          </a:ln>
+                        </pic:spPr>
+                      </pic:pic>
+                    </a:graphicData>
+                  </a:graphic>
+                </wp:inline>
+              </w:drawing>
+            </w:r>
           </w:p>
         </w:tc>
         <w:tc>
@@ -251,7 +305,12 @@
         </mc:AlternateContent>
       </w:r>
       <w:r>
-        <w:t>Compétences, technologies &amp; secteurs d'intervention</w:t>
+        <w:t>Compétences, technologies &amp; se</w:t>
+      </w:r>
+      <w:bookmarkStart w:id="1" w:name="_GoBack"/>
+      <w:bookmarkEnd w:id="1"/>
+      <w:r>
+        <w:t>cteurs d'intervention</w:t>
       </w:r>
       <w:r>
         <w:rPr>
@@ -260,10 +319,10 @@
         </w:rPr>
         <w:t>O</w:t>
       </w:r>
-      <w:bookmarkStart w:id="1" w:name="COMPETENCE_ROW"/>
-      <w:bookmarkStart w:id="2" w:name="COMPETENCE_DETAILS_ROW"/>
-      <w:bookmarkEnd w:id="1"/>
+      <w:bookmarkStart w:id="2" w:name="COMPETENCE_ROW"/>
+      <w:bookmarkStart w:id="3" w:name="COMPETENCE_DETAILS_ROW"/>
       <w:bookmarkEnd w:id="2"/>
+      <w:bookmarkEnd w:id="3"/>
       <w:r>
         <w:rPr>
           <w:iCs/>
@@ -910,9 +969,9 @@
           <w:lang w:val="en-US"/>
         </w:rPr>
       </w:pPr>
-      <w:bookmarkStart w:id="3" w:name="GRAPH"/>
-    </w:p>
-    <w:bookmarkEnd w:id="3"/>
+      <w:bookmarkStart w:id="4" w:name="GRAPH"/>
+    </w:p>
+    <w:bookmarkEnd w:id="4"/>
     <w:p>
       <w:pPr>
         <w:rPr>
@@ -1579,8 +1638,8 @@
                 <w:lang w:val="en-US"/>
               </w:rPr>
             </w:pPr>
-            <w:bookmarkStart w:id="4" w:name="TECHNO_ROW"/>
-            <w:bookmarkEnd w:id="4"/>
+            <w:bookmarkStart w:id="5" w:name="TECHNO_ROW"/>
+            <w:bookmarkEnd w:id="5"/>
             <w:proofErr w:type="spellStart"/>
             <w:r>
               <w:rPr>
@@ -2280,8 +2339,6 @@
         </w:rPr>
         <w:t xml:space="preserve"> </w:t>
       </w:r>
-      <w:bookmarkStart w:id="5" w:name="_GoBack"/>
-      <w:bookmarkEnd w:id="5"/>
     </w:p>
     <w:p/>
     <w:p>
@@ -8708,10 +8765,12 @@
       </w:pPr>
     </w:p>
     <w:sectPr>
-      <w:headerReference w:type="even" r:id="rId11"/>
-      <w:headerReference w:type="default" r:id="rId12"/>
-      <w:footerReference w:type="even" r:id="rId13"/>
-      <w:footerReference w:type="default" r:id="rId14"/>
+      <w:headerReference w:type="even" r:id="rId12"/>
+      <w:headerReference w:type="default" r:id="rId13"/>
+      <w:footerReference w:type="even" r:id="rId14"/>
+      <w:footerReference w:type="default" r:id="rId15"/>
+      <w:headerReference w:type="first" r:id="rId16"/>
+      <w:footerReference w:type="first" r:id="rId17"/>
       <w:pgSz w:w="11900" w:h="16840"/>
       <w:pgMar w:top="709" w:right="987" w:bottom="1418" w:left="992" w:header="680" w:footer="448" w:gutter="0"/>
       <w:pgNumType w:start="1"/>
@@ -8886,6 +8945,12 @@
             <w:rPr>
               <w:b/>
             </w:rPr>
+            <w:t xml:space="preserve">         </w:t>
+          </w:r>
+          <w:r>
+            <w:rPr>
+              <w:b/>
+            </w:rPr>
             <w:t>Page</w:t>
           </w:r>
           <w:r>
@@ -8916,7 +8981,7 @@
             <w:rPr>
               <w:b/>
             </w:rPr>
-            <w:t>4</w:t>
+            <w:t>9</w:t>
           </w:r>
           <w:r>
             <w:rPr>
@@ -8954,7 +9019,6 @@
         <w:p>
           <w:pPr>
             <w:pStyle w:val="NORMALTABLEAU"/>
-            <w:jc w:val="right"/>
           </w:pPr>
         </w:p>
       </w:tc>
@@ -8966,6 +9030,16 @@
   <w:p/>
   <w:p/>
   <w:p/>
+</w:ftr>
+</file>
+
+<file path=word/footer3.xml><?xml version="1.0" encoding="utf-8"?>
+<w:ftr xmlns:wpc="http://schemas.microsoft.com/office/word/2010/wordprocessingCanvas" xmlns:mc="http://schemas.openxmlformats.org/markup-compatibility/2006" xmlns:o="urn:schemas-microsoft-com:office:office" xmlns:r="http://schemas.openxmlformats.org/officeDocument/2006/relationships" xmlns:m="http://schemas.openxmlformats.org/officeDocument/2006/math" xmlns:v="urn:schemas-microsoft-com:vml" xmlns:wp14="http://schemas.microsoft.com/office/word/2010/wordprocessingDrawing" xmlns:wp="http://schemas.openxmlformats.org/drawingml/2006/wordprocessingDrawing" xmlns:w10="urn:schemas-microsoft-com:office:word" xmlns:w="http://schemas.openxmlformats.org/wordprocessingml/2006/main" xmlns:w14="http://schemas.microsoft.com/office/word/2010/wordml" xmlns:w15="http://schemas.microsoft.com/office/word/2012/wordml" xmlns:wpg="http://schemas.microsoft.com/office/word/2010/wordprocessingGroup" xmlns:wpi="http://schemas.microsoft.com/office/word/2010/wordprocessingInk" xmlns:wne="http://schemas.microsoft.com/office/word/2006/wordml" xmlns:wps="http://schemas.microsoft.com/office/word/2010/wordprocessingShape" mc:Ignorable="w14 w15 wp14">
+  <w:p>
+    <w:pPr>
+      <w:pStyle w:val="Footer"/>
+    </w:pPr>
+  </w:p>
 </w:ftr>
 </file>
 
@@ -9062,11 +9136,21 @@
 </w:hdr>
 </file>
 
+<file path=word/header3.xml><?xml version="1.0" encoding="utf-8"?>
+<w:hdr xmlns:wpc="http://schemas.microsoft.com/office/word/2010/wordprocessingCanvas" xmlns:mc="http://schemas.openxmlformats.org/markup-compatibility/2006" xmlns:o="urn:schemas-microsoft-com:office:office" xmlns:r="http://schemas.openxmlformats.org/officeDocument/2006/relationships" xmlns:m="http://schemas.openxmlformats.org/officeDocument/2006/math" xmlns:v="urn:schemas-microsoft-com:vml" xmlns:wp14="http://schemas.microsoft.com/office/word/2010/wordprocessingDrawing" xmlns:wp="http://schemas.openxmlformats.org/drawingml/2006/wordprocessingDrawing" xmlns:w10="urn:schemas-microsoft-com:office:word" xmlns:w="http://schemas.openxmlformats.org/wordprocessingml/2006/main" xmlns:w14="http://schemas.microsoft.com/office/word/2010/wordml" xmlns:w15="http://schemas.microsoft.com/office/word/2012/wordml" xmlns:wpg="http://schemas.microsoft.com/office/word/2010/wordprocessingGroup" xmlns:wpi="http://schemas.microsoft.com/office/word/2010/wordprocessingInk" xmlns:wne="http://schemas.microsoft.com/office/word/2006/wordml" xmlns:wps="http://schemas.microsoft.com/office/word/2010/wordprocessingShape" mc:Ignorable="w14 w15 wp14">
+  <w:p>
+    <w:pPr>
+      <w:pStyle w:val="Header"/>
+    </w:pPr>
+  </w:p>
+</w:hdr>
+</file>
+
 <file path=word/numbering.xml><?xml version="1.0" encoding="utf-8"?>
 <w:numbering xmlns:wpc="http://schemas.microsoft.com/office/word/2010/wordprocessingCanvas" xmlns:mc="http://schemas.openxmlformats.org/markup-compatibility/2006" xmlns:o="urn:schemas-microsoft-com:office:office" xmlns:r="http://schemas.openxmlformats.org/officeDocument/2006/relationships" xmlns:m="http://schemas.openxmlformats.org/officeDocument/2006/math" xmlns:v="urn:schemas-microsoft-com:vml" xmlns:wp14="http://schemas.microsoft.com/office/word/2010/wordprocessingDrawing" xmlns:wp="http://schemas.openxmlformats.org/drawingml/2006/wordprocessingDrawing" xmlns:w10="urn:schemas-microsoft-com:office:word" xmlns:w="http://schemas.openxmlformats.org/wordprocessingml/2006/main" xmlns:w14="http://schemas.microsoft.com/office/word/2010/wordml" xmlns:w15="http://schemas.microsoft.com/office/word/2012/wordml" xmlns:wpg="http://schemas.microsoft.com/office/word/2010/wordprocessingGroup" xmlns:wpi="http://schemas.microsoft.com/office/word/2010/wordprocessingInk" xmlns:wne="http://schemas.microsoft.com/office/word/2006/wordml" xmlns:wps="http://schemas.microsoft.com/office/word/2010/wordprocessingShape" mc:Ignorable="w14 w15 wp14">
   <w:numPicBullet w:numPicBulletId="0">
     <w:pict>
-      <v:shapetype w14:anchorId="69CE8F46" id="_x0000_t75" coordsize="21600,21600" o:spt="75" o:preferrelative="t" path="m@4@5l@4@11@9@11@9@5xe" filled="f" stroked="f">
+      <v:shapetype id="_x0000_t75" coordsize="21600,21600" o:spt="75" o:preferrelative="t" path="m@4@5l@4@11@9@11@9@5xe" filled="f" stroked="f">
         <v:stroke joinstyle="miter"/>
         <v:formulas>
           <v:f eqn="if lineDrawn pixelLineWidth 0"/>
@@ -9085,28 +9169,28 @@
         <v:path o:extrusionok="f" gradientshapeok="t" o:connecttype="rect"/>
         <o:lock v:ext="edit" aspectratio="t"/>
       </v:shapetype>
-      <v:shape id="_x0000_i1054" type="#_x0000_t75" style="width:42.85pt;height:42.85pt;visibility:visible;mso-wrap-style:square" o:bullet="t">
+      <v:shape id="_x0000_i1038" type="#_x0000_t75" style="width:43.2pt;height:43.2pt;visibility:visible;mso-wrap-style:square" o:bullet="t">
         <v:imagedata r:id="rId1" o:title=""/>
       </v:shape>
     </w:pict>
   </w:numPicBullet>
   <w:numPicBullet w:numPicBulletId="1">
     <w:pict>
-      <v:shape id="_x0000_i1055" type="#_x0000_t75" style="width:64.85pt;height:42.85pt;visibility:visible;mso-wrap-style:square" o:bullet="t">
+      <v:shape id="_x0000_i1039" type="#_x0000_t75" style="width:64.8pt;height:43.2pt;visibility:visible;mso-wrap-style:square" o:bullet="t">
         <v:imagedata r:id="rId2" o:title=""/>
       </v:shape>
     </w:pict>
   </w:numPicBullet>
   <w:numPicBullet w:numPicBulletId="2">
     <w:pict>
-      <v:shape id="_x0000_i1056" type="#_x0000_t75" style="width:42.85pt;height:42.85pt;visibility:visible;mso-wrap-style:square" o:bullet="t">
+      <v:shape id="_x0000_i1040" type="#_x0000_t75" style="width:43.2pt;height:43.2pt;visibility:visible;mso-wrap-style:square" o:bullet="t">
         <v:imagedata r:id="rId3" o:title=""/>
       </v:shape>
     </w:pict>
   </w:numPicBullet>
   <w:numPicBullet w:numPicBulletId="3">
     <w:pict>
-      <v:shape id="_x0000_i1057" type="#_x0000_t75" style="width:7.15pt;height:7.75pt;visibility:visible;mso-wrap-style:square" o:bullet="t">
+      <v:shape id="_x0000_i1041" type="#_x0000_t75" style="width:7.2pt;height:7.8pt;visibility:visible;mso-wrap-style:square" o:bullet="t">
         <v:imagedata r:id="rId4" o:title=""/>
       </v:shape>
     </w:pict>
@@ -16432,10 +16516,6 @@
 </file>
 
 <file path=customXml/item1.xml><?xml version="1.0" encoding="utf-8"?>
-<LongProperties xmlns="http://schemas.microsoft.com/office/2006/metadata/longProperties"/>
-</file>
-
-<file path=customXml/item2.xml><?xml version="1.0" encoding="utf-8"?>
 <?mso-contentType ?>
 <FormTemplates xmlns="http://schemas.microsoft.com/sharepoint/v3/contenttype/forms">
   <Display>DocumentLibraryForm</Display>
@@ -16444,7 +16524,7 @@
 </FormTemplates>
 </file>
 
-<file path=customXml/item3.xml><?xml version="1.0" encoding="utf-8"?>
+<file path=customXml/item2.xml><?xml version="1.0" encoding="utf-8"?>
 <ct:contentTypeSchema xmlns:ct="http://schemas.microsoft.com/office/2006/metadata/contentType" xmlns:ma="http://schemas.microsoft.com/office/2006/metadata/properties/metaAttributes" ct:_="" ma:_="" ma:contentTypeName="Document" ma:contentTypeID="0x010100A3CA1B408E8E4B4FBAE07298AB85BDD0" ma:contentTypeVersion="2" ma:contentTypeDescription="Create a new document." ma:contentTypeScope="" ma:versionID="54f07e138cd7ab2e06fdbd1c3522eb9c">
   <xsd:schema xmlns:xsd="http://www.w3.org/2001/XMLSchema" xmlns:p="http://schemas.microsoft.com/office/2006/metadata/properties" xmlns:ns2="594baba4-ddf1-4441-b192-378ce97d7503" targetNamespace="http://schemas.microsoft.com/office/2006/metadata/properties" ma:root="true" ma:fieldsID="fbd22ef19c19cc1cd549d114b6f459ef" ns2:_="">
     <xsd:import namespace="594baba4-ddf1-4441-b192-378ce97d7503"/>
@@ -16506,19 +16586,15 @@
 </ct:contentTypeSchema>
 </file>
 
+<file path=customXml/item3.xml><?xml version="1.0" encoding="utf-8"?>
+<LongProperties xmlns="http://schemas.microsoft.com/office/2006/metadata/longProperties"/>
+</file>
+
 <file path=customXml/item4.xml><?xml version="1.0" encoding="utf-8"?>
 <b:Sources xmlns:b="http://schemas.openxmlformats.org/officeDocument/2006/bibliography" xmlns="http://schemas.openxmlformats.org/officeDocument/2006/bibliography" SelectedStyle="\APA.XSL" StyleName="APA"/>
 </file>
 
 <file path=customXml/itemProps1.xml><?xml version="1.0" encoding="utf-8"?>
-<ds:datastoreItem xmlns:ds="http://schemas.openxmlformats.org/officeDocument/2006/customXml" ds:itemID="{647C7A8F-9755-42A0-844B-4AD918516A30}">
-  <ds:schemaRefs>
-    <ds:schemaRef ds:uri="http://schemas.microsoft.com/office/2006/metadata/longProperties"/>
-  </ds:schemaRefs>
-</ds:datastoreItem>
-</file>
-
-<file path=customXml/itemProps2.xml><?xml version="1.0" encoding="utf-8"?>
 <ds:datastoreItem xmlns:ds="http://schemas.openxmlformats.org/officeDocument/2006/customXml" ds:itemID="{BECD7B25-234A-48C9-B7A9-A41EEFC8D1DD}">
   <ds:schemaRefs>
     <ds:schemaRef ds:uri="http://schemas.microsoft.com/sharepoint/v3/contenttype/forms"/>
@@ -16526,7 +16602,7 @@
 </ds:datastoreItem>
 </file>
 
-<file path=customXml/itemProps3.xml><?xml version="1.0" encoding="utf-8"?>
+<file path=customXml/itemProps2.xml><?xml version="1.0" encoding="utf-8"?>
 <ds:datastoreItem xmlns:ds="http://schemas.openxmlformats.org/officeDocument/2006/customXml" ds:itemID="{167D7672-4853-491D-B255-EA33F9C4D2DB}">
   <ds:schemaRefs>
     <ds:schemaRef ds:uri="http://schemas.microsoft.com/office/2006/metadata/contentType"/>
@@ -16543,8 +16619,16 @@
 </ds:datastoreItem>
 </file>
 
+<file path=customXml/itemProps3.xml><?xml version="1.0" encoding="utf-8"?>
+<ds:datastoreItem xmlns:ds="http://schemas.openxmlformats.org/officeDocument/2006/customXml" ds:itemID="{647C7A8F-9755-42A0-844B-4AD918516A30}">
+  <ds:schemaRefs>
+    <ds:schemaRef ds:uri="http://schemas.microsoft.com/office/2006/metadata/longProperties"/>
+  </ds:schemaRefs>
+</ds:datastoreItem>
+</file>
+
 <file path=customXml/itemProps4.xml><?xml version="1.0" encoding="utf-8"?>
-<ds:datastoreItem xmlns:ds="http://schemas.openxmlformats.org/officeDocument/2006/customXml" ds:itemID="{29EA1F0F-A28E-4CEF-AAB5-901E0B2147ED}">
+<ds:datastoreItem xmlns:ds="http://schemas.openxmlformats.org/officeDocument/2006/customXml" ds:itemID="{4DE37044-D4A5-453A-BFB2-A5B66DE09728}">
   <ds:schemaRefs>
     <ds:schemaRef ds:uri="http://schemas.openxmlformats.org/officeDocument/2006/bibliography"/>
   </ds:schemaRefs>
